--- a/pz.docx
+++ b/pz.docx
@@ -813,7 +813,15 @@
         <w:jc w:val="both"/>
       </w:pPr>
       <w:r>
-        <w:t>Для повышения достоверности обнаружения пожара в помещениях с особо ценным имуществом или критичным оборудованием реализована логика «И» по СП 484 п. 6.2.4 — два извещателя одного помещения подключены в разные шлейфы сигнализации; сигнал «Пожар» формируется только при срабатывании обоих извещателей, что исключает ложные срабатывания.</w:t>
+        <w:t>Для повышения достоверности обнаружения пожара в помещениях с особо ценным имуществом или критичным оборудованием реализован алгоритм формирования сигнала «Пожар» по совпадению сигналов от двух извещателей (логика «И») по СП 484.1311500.2020 п. 6.4.4 (табл. 1, алгоритм С).</w:t>
+      </w:r>
+    </w:p>
+    <w:p>
+      <w:pPr>
+        <w:jc w:val="both"/>
+      </w:pPr>
+      <w:r>
+        <w:t>Согласно требованиям СП 484 п. 6.4.4 минимальное количество ИП в защищаемом помещении при логике «И» — три. В проекте установлено по три извещателя в каждом критичном помещении: два ИП включены в основной шлейф, один — в дубль-шлейф; сигнал «Пожар» формируется только при сработке двух ИП в основном шлейфе либо одного ИП в основном и одного в дубль-шлейфе. Дубль-шлейф (ШС 2 и ШС 8) содержит только ИП помещений с логикой «И» — посторонние извещатели в нём не допускаются.</w:t>
       </w:r>
     </w:p>
     <w:p>
@@ -830,7 +838,7 @@
         <w:ind w:firstLine="0" w:left="567"/>
       </w:pPr>
       <w:r>
-        <w:t>Архив №8 (1 этаж) — ИП в шлейфах ШС 1 и ШС 2</w:t>
+        <w:t>Архив №8 (1 этаж) — 2 ИП в ШС 1 (А1, А2) + 1 ИП в ШС 2 (Б)</w:t>
       </w:r>
     </w:p>
     <w:p>
@@ -839,7 +847,7 @@
         <w:ind w:firstLine="0" w:left="567"/>
       </w:pPr>
       <w:r>
-        <w:t>Архив №9 (1 этаж) — ИП в шлейфах ШС 1 и ШС 2</w:t>
+        <w:t>Архив №9 (1 этаж) — 2 ИП в ШС 1 (А1, А2) + 1 ИП в ШС 2 (Б)</w:t>
       </w:r>
     </w:p>
     <w:p>
@@ -848,7 +856,7 @@
         <w:ind w:firstLine="0" w:left="567"/>
       </w:pPr>
       <w:r>
-        <w:t>Серверная №12 (2 этаж) — ИП в шлейфах ШС 7 и ШС 8</w:t>
+        <w:t>Серверная №12 (2 этаж) — 2 ИП в ШС 7 (А1, А2) + 1 ИП в ШС 8 (Б)</w:t>
       </w:r>
     </w:p>
     <w:p>
@@ -1100,7 +1108,7 @@
               <w:rPr>
                 <w:sz w:val="22"/>
               </w:rPr>
-              <w:t>45 шт.</w:t>
+              <w:t>48 шт.</w:t>
             </w:r>
           </w:p>
         </w:tc>
@@ -1508,7 +1516,7 @@
         <w:ind w:firstLine="0" w:left="567"/>
       </w:pPr>
       <w:r>
-        <w:t>Дымовых ИП 212-141: 45 шт. (1 этаж — 22, 2 этаж — 23)</w:t>
+        <w:t>Дымовых ИП 212-141: 48 шт. (1 этаж — 24, 2 этаж — 24)</w:t>
       </w:r>
     </w:p>
     <w:p>
@@ -1676,7 +1684,7 @@
               <w:rPr>
                 <w:sz w:val="22"/>
               </w:rPr>
-              <w:t>1 эт. сев. (основной): архивы, каб.10, бойлерная, подсобное</w:t>
+              <w:t>1 эт. сев. (основной): архивы (2А+2А), каб.10, бойлерная, подсобное</w:t>
             </w:r>
           </w:p>
         </w:tc>
@@ -1694,7 +1702,7 @@
               <w:rPr>
                 <w:sz w:val="22"/>
               </w:rPr>
-              <w:t>8</w:t>
+              <w:t>10</w:t>
             </w:r>
           </w:p>
         </w:tc>
@@ -1712,7 +1720,7 @@
               <w:rPr>
                 <w:sz w:val="22"/>
               </w:rPr>
-              <w:t>0,36</w:t>
+              <w:t>0,45</w:t>
             </w:r>
           </w:p>
         </w:tc>
@@ -1750,7 +1758,7 @@
               <w:rPr>
                 <w:sz w:val="22"/>
               </w:rPr>
-              <w:t>1 эт. сев. (дубль для логики «И»): архивы №8 и №9</w:t>
+              <w:t>1 эт. сев. (дубль логики «И»): только ИП-Б архивов №8 и №9</w:t>
             </w:r>
           </w:p>
         </w:tc>
@@ -2120,7 +2128,7 @@
               <w:rPr>
                 <w:sz w:val="22"/>
               </w:rPr>
-              <w:t>2 эт. центр+сев.: ком.отд, каб.дир, кухня, серверная, коридор</w:t>
+              <w:t>2 эт. центр+сев.: ком.отд, каб.дир, кухня, серверная (2А), коридор</w:t>
             </w:r>
           </w:p>
         </w:tc>
@@ -2138,7 +2146,7 @@
               <w:rPr>
                 <w:sz w:val="22"/>
               </w:rPr>
-              <w:t>10</w:t>
+              <w:t>13</w:t>
             </w:r>
           </w:p>
         </w:tc>
@@ -2156,7 +2164,7 @@
               <w:rPr>
                 <w:sz w:val="22"/>
               </w:rPr>
-              <w:t>0,45</w:t>
+              <w:t>0,59</w:t>
             </w:r>
           </w:p>
         </w:tc>
@@ -2194,7 +2202,7 @@
               <w:rPr>
                 <w:sz w:val="22"/>
               </w:rPr>
-              <w:t>2 эт. (дубль для логики «И»): серверная + коридор</w:t>
+              <w:t>2 эт. (дубль логики «И»): только ИП-Б серверной</w:t>
             </w:r>
           </w:p>
         </w:tc>
@@ -2212,7 +2220,7 @@
               <w:rPr>
                 <w:sz w:val="22"/>
               </w:rPr>
-              <w:t>3</w:t>
+              <w:t>1</w:t>
             </w:r>
           </w:p>
         </w:tc>
@@ -2230,7 +2238,7 @@
               <w:rPr>
                 <w:sz w:val="22"/>
               </w:rPr>
-              <w:t>0,14</w:t>
+              <w:t>0,05</w:t>
             </w:r>
           </w:p>
         </w:tc>
@@ -2699,7 +2707,7 @@
         <w:jc w:val="both"/>
       </w:pPr>
       <w:r>
-        <w:t>Суммарный ток дежурного режима (только сигнализация): 100 мА + 49×0,045 мА + 6×0,050 мА ≈ 102,5 мА.</w:t>
+        <w:t>Суммарный ток дежурного режима (только сигнализация): 100 мА + 48×0,045 мА + 4×0,035 мА + 6×0,050 мА ≈ 102,6 мА.</w:t>
       </w:r>
     </w:p>
     <w:p>
@@ -2707,7 +2715,7 @@
         <w:jc w:val="both"/>
       </w:pPr>
       <w:r>
-        <w:t>Требуемая ёмкость АКБ для 24 ч дежурки: 102,5 × 24 ≈ 2,5 А·ч. Встроенная АКБ 7 А·ч обеспечивает требование с трёхкратным запасом.</w:t>
+        <w:t>Требуемая ёмкость АКБ для 24 ч дежурки: 102,6 × 24 ≈ 2,5 А·ч. Встроенная АКБ 7 А·ч обеспечивает требование с трёхкратным запасом.</w:t>
       </w:r>
     </w:p>
     <w:p>

--- a/pz.docx
+++ b/pz.docx
@@ -42,6 +42,670 @@
           <w:sz w:val="24"/>
         </w:rPr>
         <w:t>Стадия: РД (рабочая документация)</w:t>
+      </w:r>
+    </w:p>
+    <w:p>
+      <w:r>
+        <w:br w:type="page"/>
+      </w:r>
+    </w:p>
+    <w:p>
+      <w:pPr>
+        <w:keepNext/>
+        <w:spacing w:before="360" w:after="120"/>
+        <w:ind w:firstLine="0"/>
+        <w:jc w:val="left"/>
+      </w:pPr>
+      <w:r>
+        <w:rPr>
+          <w:b/>
+          <w:sz w:val="28"/>
+        </w:rPr>
+        <w:t>ОБЩИЕ ДАННЫЕ</w:t>
+      </w:r>
+    </w:p>
+    <w:p>
+      <w:pPr>
+        <w:keepNext/>
+        <w:spacing w:before="240" w:after="80"/>
+        <w:ind w:firstLine="0"/>
+        <w:jc w:val="left"/>
+      </w:pPr>
+      <w:r>
+        <w:rPr>
+          <w:b/>
+          <w:sz w:val="26"/>
+        </w:rPr>
+        <w:t>Ведомость рабочих чертежей основного комплекта</w:t>
+      </w:r>
+    </w:p>
+    <w:tbl>
+      <w:tblPr>
+        <w:tblStyle w:val="LightGrid-Accent1"/>
+        <w:tblW w:type="auto" w:w="0"/>
+        <w:jc w:val="center"/>
+        <w:tblLook w:firstColumn="1" w:firstRow="1" w:lastColumn="0" w:lastRow="0" w:noHBand="0" w:noVBand="1" w:val="04A0"/>
+      </w:tblPr>
+      <w:tblGrid>
+        <w:gridCol w:w="3230"/>
+        <w:gridCol w:w="3230"/>
+        <w:gridCol w:w="3230"/>
+      </w:tblGrid>
+      <w:tr>
+        <w:tc>
+          <w:tcPr>
+            <w:tcW w:type="dxa" w:w="1134"/>
+          </w:tcPr>
+          <w:p>
+            <w:pPr>
+              <w:ind w:firstLine="0"/>
+              <w:jc w:val="center"/>
+            </w:pPr>
+            <w:r/>
+            <w:r>
+              <w:rPr>
+                <w:b/>
+                <w:sz w:val="22"/>
+              </w:rPr>
+              <w:t>Лист</w:t>
+            </w:r>
+          </w:p>
+        </w:tc>
+        <w:tc>
+          <w:tcPr>
+            <w:tcW w:type="dxa" w:w="6236"/>
+          </w:tcPr>
+          <w:p>
+            <w:pPr>
+              <w:ind w:firstLine="0"/>
+              <w:jc w:val="center"/>
+            </w:pPr>
+            <w:r/>
+            <w:r>
+              <w:rPr>
+                <w:b/>
+                <w:sz w:val="22"/>
+              </w:rPr>
+              <w:t>Наименование</w:t>
+            </w:r>
+          </w:p>
+        </w:tc>
+        <w:tc>
+          <w:tcPr>
+            <w:tcW w:type="dxa" w:w="1701"/>
+          </w:tcPr>
+          <w:p>
+            <w:pPr>
+              <w:ind w:firstLine="0"/>
+              <w:jc w:val="center"/>
+            </w:pPr>
+            <w:r/>
+            <w:r>
+              <w:rPr>
+                <w:b/>
+                <w:sz w:val="22"/>
+              </w:rPr>
+              <w:t>Формат</w:t>
+            </w:r>
+          </w:p>
+        </w:tc>
+      </w:tr>
+      <w:tr>
+        <w:tc>
+          <w:tcPr>
+            <w:tcW w:type="dxa" w:w="1134"/>
+          </w:tcPr>
+          <w:p>
+            <w:pPr>
+              <w:ind w:firstLine="0"/>
+              <w:jc w:val="center"/>
+            </w:pPr>
+            <w:r/>
+            <w:r>
+              <w:rPr>
+                <w:sz w:val="22"/>
+              </w:rPr>
+              <w:t>1</w:t>
+            </w:r>
+          </w:p>
+        </w:tc>
+        <w:tc>
+          <w:tcPr>
+            <w:tcW w:type="dxa" w:w="6236"/>
+          </w:tcPr>
+          <w:p>
+            <w:pPr>
+              <w:ind w:firstLine="0"/>
+              <w:jc w:val="left"/>
+            </w:pPr>
+            <w:r/>
+            <w:r>
+              <w:rPr>
+                <w:sz w:val="22"/>
+              </w:rPr>
+              <w:t>Общие данные. Пояснительная записка</w:t>
+            </w:r>
+          </w:p>
+        </w:tc>
+        <w:tc>
+          <w:tcPr>
+            <w:tcW w:type="dxa" w:w="1701"/>
+          </w:tcPr>
+          <w:p>
+            <w:pPr>
+              <w:ind w:firstLine="0"/>
+              <w:jc w:val="left"/>
+            </w:pPr>
+            <w:r/>
+            <w:r>
+              <w:rPr>
+                <w:sz w:val="22"/>
+              </w:rPr>
+              <w:t>A4</w:t>
+            </w:r>
+          </w:p>
+        </w:tc>
+      </w:tr>
+      <w:tr>
+        <w:tc>
+          <w:tcPr>
+            <w:tcW w:type="dxa" w:w="1134"/>
+          </w:tcPr>
+          <w:p>
+            <w:pPr>
+              <w:ind w:firstLine="0"/>
+              <w:jc w:val="center"/>
+            </w:pPr>
+            <w:r/>
+            <w:r>
+              <w:rPr>
+                <w:sz w:val="22"/>
+              </w:rPr>
+              <w:t>2</w:t>
+            </w:r>
+          </w:p>
+        </w:tc>
+        <w:tc>
+          <w:tcPr>
+            <w:tcW w:type="dxa" w:w="6236"/>
+          </w:tcPr>
+          <w:p>
+            <w:pPr>
+              <w:ind w:firstLine="0"/>
+              <w:jc w:val="left"/>
+            </w:pPr>
+            <w:r/>
+            <w:r>
+              <w:rPr>
+                <w:sz w:val="22"/>
+              </w:rPr>
+              <w:t>Спецификация оборудования и материалов</w:t>
+            </w:r>
+          </w:p>
+        </w:tc>
+        <w:tc>
+          <w:tcPr>
+            <w:tcW w:type="dxa" w:w="1701"/>
+          </w:tcPr>
+          <w:p>
+            <w:pPr>
+              <w:ind w:firstLine="0"/>
+              <w:jc w:val="left"/>
+            </w:pPr>
+            <w:r/>
+            <w:r>
+              <w:rPr>
+                <w:sz w:val="22"/>
+              </w:rPr>
+              <w:t>A4</w:t>
+            </w:r>
+          </w:p>
+        </w:tc>
+      </w:tr>
+      <w:tr>
+        <w:tc>
+          <w:tcPr>
+            <w:tcW w:type="dxa" w:w="1134"/>
+          </w:tcPr>
+          <w:p>
+            <w:pPr>
+              <w:ind w:firstLine="0"/>
+              <w:jc w:val="center"/>
+            </w:pPr>
+            <w:r/>
+            <w:r>
+              <w:rPr>
+                <w:sz w:val="22"/>
+              </w:rPr>
+              <w:t>3</w:t>
+            </w:r>
+          </w:p>
+        </w:tc>
+        <w:tc>
+          <w:tcPr>
+            <w:tcW w:type="dxa" w:w="6236"/>
+          </w:tcPr>
+          <w:p>
+            <w:pPr>
+              <w:ind w:firstLine="0"/>
+              <w:jc w:val="left"/>
+            </w:pPr>
+            <w:r/>
+            <w:r>
+              <w:rPr>
+                <w:sz w:val="22"/>
+              </w:rPr>
+              <w:t>Расчёт количества извещателей по помещениям</w:t>
+            </w:r>
+          </w:p>
+        </w:tc>
+        <w:tc>
+          <w:tcPr>
+            <w:tcW w:type="dxa" w:w="1701"/>
+          </w:tcPr>
+          <w:p>
+            <w:pPr>
+              <w:ind w:firstLine="0"/>
+              <w:jc w:val="left"/>
+            </w:pPr>
+            <w:r/>
+            <w:r>
+              <w:rPr>
+                <w:sz w:val="22"/>
+              </w:rPr>
+              <w:t>A4</w:t>
+            </w:r>
+          </w:p>
+        </w:tc>
+      </w:tr>
+      <w:tr>
+        <w:tc>
+          <w:tcPr>
+            <w:tcW w:type="dxa" w:w="1134"/>
+          </w:tcPr>
+          <w:p>
+            <w:pPr>
+              <w:ind w:firstLine="0"/>
+              <w:jc w:val="center"/>
+            </w:pPr>
+            <w:r/>
+            <w:r>
+              <w:rPr>
+                <w:sz w:val="22"/>
+              </w:rPr>
+              <w:t>4</w:t>
+            </w:r>
+          </w:p>
+        </w:tc>
+        <w:tc>
+          <w:tcPr>
+            <w:tcW w:type="dxa" w:w="6236"/>
+          </w:tcPr>
+          <w:p>
+            <w:pPr>
+              <w:ind w:firstLine="0"/>
+              <w:jc w:val="left"/>
+            </w:pPr>
+            <w:r/>
+            <w:r>
+              <w:rPr>
+                <w:sz w:val="22"/>
+              </w:rPr>
+              <w:t>Распределение устройств по шлейфам ППКП</w:t>
+            </w:r>
+          </w:p>
+        </w:tc>
+        <w:tc>
+          <w:tcPr>
+            <w:tcW w:type="dxa" w:w="1701"/>
+          </w:tcPr>
+          <w:p>
+            <w:pPr>
+              <w:ind w:firstLine="0"/>
+              <w:jc w:val="left"/>
+            </w:pPr>
+            <w:r/>
+            <w:r>
+              <w:rPr>
+                <w:sz w:val="22"/>
+              </w:rPr>
+              <w:t>A4</w:t>
+            </w:r>
+          </w:p>
+        </w:tc>
+      </w:tr>
+      <w:tr>
+        <w:tc>
+          <w:tcPr>
+            <w:tcW w:type="dxa" w:w="1134"/>
+          </w:tcPr>
+          <w:p>
+            <w:pPr>
+              <w:ind w:firstLine="0"/>
+              <w:jc w:val="center"/>
+            </w:pPr>
+            <w:r/>
+            <w:r>
+              <w:rPr>
+                <w:sz w:val="22"/>
+              </w:rPr>
+              <w:t>5</w:t>
+            </w:r>
+          </w:p>
+        </w:tc>
+        <w:tc>
+          <w:tcPr>
+            <w:tcW w:type="dxa" w:w="6236"/>
+          </w:tcPr>
+          <w:p>
+            <w:pPr>
+              <w:ind w:firstLine="0"/>
+              <w:jc w:val="left"/>
+            </w:pPr>
+            <w:r/>
+            <w:r>
+              <w:rPr>
+                <w:sz w:val="22"/>
+              </w:rPr>
+              <w:t>Кабельный журнал</w:t>
+            </w:r>
+          </w:p>
+        </w:tc>
+        <w:tc>
+          <w:tcPr>
+            <w:tcW w:type="dxa" w:w="1701"/>
+          </w:tcPr>
+          <w:p>
+            <w:pPr>
+              <w:ind w:firstLine="0"/>
+              <w:jc w:val="left"/>
+            </w:pPr>
+            <w:r/>
+            <w:r>
+              <w:rPr>
+                <w:sz w:val="22"/>
+              </w:rPr>
+              <w:t>A4</w:t>
+            </w:r>
+          </w:p>
+        </w:tc>
+      </w:tr>
+      <w:tr>
+        <w:tc>
+          <w:tcPr>
+            <w:tcW w:type="dxa" w:w="1134"/>
+          </w:tcPr>
+          <w:p>
+            <w:pPr>
+              <w:ind w:firstLine="0"/>
+              <w:jc w:val="center"/>
+            </w:pPr>
+            <w:r/>
+            <w:r>
+              <w:rPr>
+                <w:sz w:val="22"/>
+              </w:rPr>
+              <w:t>6</w:t>
+            </w:r>
+          </w:p>
+        </w:tc>
+        <w:tc>
+          <w:tcPr>
+            <w:tcW w:type="dxa" w:w="6236"/>
+          </w:tcPr>
+          <w:p>
+            <w:pPr>
+              <w:ind w:firstLine="0"/>
+              <w:jc w:val="left"/>
+            </w:pPr>
+            <w:r/>
+            <w:r>
+              <w:rPr>
+                <w:sz w:val="22"/>
+              </w:rPr>
+              <w:t>План АПС 1-го этажа. М 1:100</w:t>
+            </w:r>
+          </w:p>
+        </w:tc>
+        <w:tc>
+          <w:tcPr>
+            <w:tcW w:type="dxa" w:w="1701"/>
+          </w:tcPr>
+          <w:p>
+            <w:pPr>
+              <w:ind w:firstLine="0"/>
+              <w:jc w:val="left"/>
+            </w:pPr>
+            <w:r/>
+            <w:r>
+              <w:rPr>
+                <w:sz w:val="22"/>
+              </w:rPr>
+              <w:t>A3</w:t>
+            </w:r>
+          </w:p>
+        </w:tc>
+      </w:tr>
+      <w:tr>
+        <w:tc>
+          <w:tcPr>
+            <w:tcW w:type="dxa" w:w="1134"/>
+          </w:tcPr>
+          <w:p>
+            <w:pPr>
+              <w:ind w:firstLine="0"/>
+              <w:jc w:val="center"/>
+            </w:pPr>
+            <w:r/>
+            <w:r>
+              <w:rPr>
+                <w:sz w:val="22"/>
+              </w:rPr>
+              <w:t>7</w:t>
+            </w:r>
+          </w:p>
+        </w:tc>
+        <w:tc>
+          <w:tcPr>
+            <w:tcW w:type="dxa" w:w="6236"/>
+          </w:tcPr>
+          <w:p>
+            <w:pPr>
+              <w:ind w:firstLine="0"/>
+              <w:jc w:val="left"/>
+            </w:pPr>
+            <w:r/>
+            <w:r>
+              <w:rPr>
+                <w:sz w:val="22"/>
+              </w:rPr>
+              <w:t>План АПС 2-го этажа. М 1:100</w:t>
+            </w:r>
+          </w:p>
+        </w:tc>
+        <w:tc>
+          <w:tcPr>
+            <w:tcW w:type="dxa" w:w="1701"/>
+          </w:tcPr>
+          <w:p>
+            <w:pPr>
+              <w:ind w:firstLine="0"/>
+              <w:jc w:val="left"/>
+            </w:pPr>
+            <w:r/>
+            <w:r>
+              <w:rPr>
+                <w:sz w:val="22"/>
+              </w:rPr>
+              <w:t>A3</w:t>
+            </w:r>
+          </w:p>
+        </w:tc>
+      </w:tr>
+    </w:tbl>
+    <w:p>
+      <w:pPr>
+        <w:keepNext/>
+        <w:spacing w:before="240" w:after="80"/>
+        <w:ind w:firstLine="0"/>
+        <w:jc w:val="left"/>
+      </w:pPr>
+      <w:r>
+        <w:rPr>
+          <w:b/>
+          <w:sz w:val="26"/>
+        </w:rPr>
+        <w:t>Ведомость ссылочных и прилагаемых документов</w:t>
+      </w:r>
+    </w:p>
+    <w:p>
+      <w:pPr>
+        <w:pStyle w:val="ListBullet"/>
+        <w:ind w:firstLine="0" w:left="567"/>
+      </w:pPr>
+      <w:r>
+        <w:t>Архитектурные планы заказчика (1 эт., 2 эт.) — исходные данные</w:t>
+      </w:r>
+    </w:p>
+    <w:p>
+      <w:pPr>
+        <w:pStyle w:val="ListBullet"/>
+        <w:ind w:firstLine="0" w:left="567"/>
+      </w:pPr>
+      <w:r>
+        <w:t>Руководство по эксплуатации ППКП «Гранит-12» (САПО.425519.028 РЭ)</w:t>
+      </w:r>
+    </w:p>
+    <w:p>
+      <w:pPr>
+        <w:pStyle w:val="ListBullet"/>
+        <w:ind w:firstLine="0" w:left="567"/>
+      </w:pPr>
+      <w:r>
+        <w:t>Паспорт извещателя ИП 212-141 (ПАСН.425232.021 РЭ)</w:t>
+      </w:r>
+    </w:p>
+    <w:p>
+      <w:pPr>
+        <w:pStyle w:val="ListBullet"/>
+        <w:ind w:firstLine="0" w:left="567"/>
+      </w:pPr>
+      <w:r>
+        <w:t>Паспорт извещателя ИПР 513-10</w:t>
+      </w:r>
+    </w:p>
+    <w:p>
+      <w:pPr>
+        <w:pStyle w:val="ListBullet"/>
+        <w:ind w:firstLine="0" w:left="567"/>
+      </w:pPr>
+      <w:r>
+        <w:t>Паспорт оповещателя «Соната-М»</w:t>
+      </w:r>
+    </w:p>
+    <w:p>
+      <w:pPr>
+        <w:pStyle w:val="ListBullet"/>
+        <w:ind w:firstLine="0" w:left="567"/>
+      </w:pPr>
+      <w:r>
+        <w:t>Паспорт табло «Т 12-ОП Выход»</w:t>
+      </w:r>
+    </w:p>
+    <w:p>
+      <w:pPr>
+        <w:keepNext/>
+        <w:spacing w:before="240" w:after="80"/>
+        <w:ind w:firstLine="0"/>
+        <w:jc w:val="left"/>
+      </w:pPr>
+      <w:r>
+        <w:rPr>
+          <w:b/>
+          <w:sz w:val="26"/>
+        </w:rPr>
+        <w:t>Условные обозначения и сокращения</w:t>
+      </w:r>
+    </w:p>
+    <w:p>
+      <w:pPr>
+        <w:pStyle w:val="ListBullet"/>
+        <w:ind w:firstLine="0" w:left="567"/>
+      </w:pPr>
+      <w:r>
+        <w:t>АПС — автоматическая пожарная сигнализация</w:t>
+      </w:r>
+    </w:p>
+    <w:p>
+      <w:pPr>
+        <w:pStyle w:val="ListBullet"/>
+        <w:ind w:firstLine="0" w:left="567"/>
+      </w:pPr>
+      <w:r>
+        <w:t>ППКП — прибор приёмно-контрольный пожарный</w:t>
+      </w:r>
+    </w:p>
+    <w:p>
+      <w:pPr>
+        <w:pStyle w:val="ListBullet"/>
+        <w:ind w:firstLine="0" w:left="567"/>
+      </w:pPr>
+      <w:r>
+        <w:t>РИП — резервированный источник питания</w:t>
+      </w:r>
+    </w:p>
+    <w:p>
+      <w:pPr>
+        <w:pStyle w:val="ListBullet"/>
+        <w:ind w:firstLine="0" w:left="567"/>
+      </w:pPr>
+      <w:r>
+        <w:t>ШС — шлейф сигнализации</w:t>
+      </w:r>
+    </w:p>
+    <w:p>
+      <w:pPr>
+        <w:pStyle w:val="ListBullet"/>
+        <w:ind w:firstLine="0" w:left="567"/>
+      </w:pPr>
+      <w:r>
+        <w:t>ИП — извещатель пожарный</w:t>
+      </w:r>
+    </w:p>
+    <w:p>
+      <w:pPr>
+        <w:pStyle w:val="ListBullet"/>
+        <w:ind w:firstLine="0" w:left="567"/>
+      </w:pPr>
+      <w:r>
+        <w:t>ИПР — извещатель пожарный ручной</w:t>
+      </w:r>
+    </w:p>
+    <w:p>
+      <w:pPr>
+        <w:pStyle w:val="ListBullet"/>
+        <w:ind w:firstLine="0" w:left="567"/>
+      </w:pPr>
+      <w:r>
+        <w:t>СОУЭ — система оповещения и управления эвакуацией</w:t>
+      </w:r>
+    </w:p>
+    <w:p>
+      <w:pPr>
+        <w:pStyle w:val="ListBullet"/>
+        <w:ind w:firstLine="0" w:left="567"/>
+      </w:pPr>
+      <w:r>
+        <w:t>АВР — автоматический ввод резерва</w:t>
+      </w:r>
+    </w:p>
+    <w:p>
+      <w:pPr>
+        <w:pStyle w:val="ListBullet"/>
+        <w:ind w:firstLine="0" w:left="567"/>
+      </w:pPr>
+      <w:r>
+        <w:t>УЗИП — устройство защиты от импульсных перенапряжений</w:t>
       </w:r>
     </w:p>
     <w:p>
@@ -671,7 +1335,45 @@
               <w:rPr>
                 <w:sz w:val="22"/>
               </w:rPr>
-              <w:t>Ф 4.3 (офис) / Ф 5.2 (архивы)</w:t>
+              <w:t>Ф 4.3 — административное здание (архивы и подсобные — вспомогательные помещения по ст. 32 ФЗ-123)</w:t>
+            </w:r>
+          </w:p>
+        </w:tc>
+      </w:tr>
+      <w:tr>
+        <w:tc>
+          <w:tcPr>
+            <w:tcW w:type="dxa" w:w="3969"/>
+          </w:tcPr>
+          <w:p>
+            <w:pPr>
+              <w:ind w:firstLine="0"/>
+              <w:jc w:val="center"/>
+            </w:pPr>
+            <w:r/>
+            <w:r>
+              <w:rPr>
+                <w:sz w:val="22"/>
+              </w:rPr>
+              <w:t>Категория бойлерной по взрывопожарной опасности</w:t>
+            </w:r>
+          </w:p>
+        </w:tc>
+        <w:tc>
+          <w:tcPr>
+            <w:tcW w:type="dxa" w:w="5102"/>
+          </w:tcPr>
+          <w:p>
+            <w:pPr>
+              <w:ind w:firstLine="0"/>
+              <w:jc w:val="left"/>
+            </w:pPr>
+            <w:r/>
+            <w:r>
+              <w:rPr>
+                <w:sz w:val="22"/>
+              </w:rPr>
+              <w:t>Д (СП 12.13130.2009 — горючие материалы в негорючем состоянии)</w:t>
             </w:r>
           </w:p>
         </w:tc>
@@ -713,7 +1415,7 @@
         <w:jc w:val="both"/>
       </w:pPr>
       <w:r>
-        <w:t>Санитарные узлы (помещения №4 и №11) АПС не оборудуются (СП 484 п. 6.2 — помещения с «мокрыми» процессами).</w:t>
+        <w:t>Санитарные узлы (помещения №4 и №11) АПС не оборудуются (СП 486.1311500.2020 Приложение А, п. А.4 — помещения с «мокрыми» процессами и санузлы).</w:t>
       </w:r>
     </w:p>
     <w:p>
@@ -774,7 +1476,7 @@
         <w:jc w:val="both"/>
       </w:pPr>
       <w:r>
-        <w:t>Для большинства помещений приняты дымовые оптико-электронные точечные извещатели «ИП 212-141» (СП 484 п. 6.3.1 — для помещений с медленно развивающимися пожарами, типичными для офисов и архивов).</w:t>
+        <w:t>Тип извещателей выбран в соответствии с СП 484.1311500.2020 раздел 6.2 и Приложением М исходя из преобладающих факторов пожара на ранней стадии. Для большинства помещений приняты дымовые оптико-электронные точечные извещатели «ИП 212-141» (преобладающий фактор — дым от тления целлюлозосодержащих материалов).</w:t>
       </w:r>
     </w:p>
     <w:p>
@@ -790,7 +1492,7 @@
         <w:jc w:val="both"/>
       </w:pPr>
       <w:r>
-        <w:t>У эвакуационных выходов и на путях эвакуации установлены ручные пожарные извещатели «ИПР 513-10» (СП 484 п. 6.12 — высота установки 1,5 м от пола, расстояние между ИПР не более 50 м).</w:t>
+        <w:t>У эвакуационных выходов и на путях эвакуации установлены ручные пожарные извещатели «ИПР 513-10» (СП 484.1311500.2020 п. 6.13 — высота установки 1,5 м от пола, расстояние между ИПР не более 50 м внутри здания).</w:t>
       </w:r>
     </w:p>
     <w:p>
@@ -2616,10 +3318,867 @@
     </w:p>
     <w:p>
       <w:pPr>
+        <w:keepNext/>
+        <w:spacing w:before="240" w:after="80"/>
+        <w:ind w:firstLine="0"/>
+        <w:jc w:val="left"/>
+      </w:pPr>
+      <w:r>
+        <w:rPr>
+          <w:b/>
+          <w:sz w:val="26"/>
+        </w:rPr>
+        <w:t>6.1. Расчёт тока нагрузки оповещения</w:t>
+      </w:r>
+    </w:p>
+    <w:p>
+      <w:pPr>
         <w:jc w:val="both"/>
       </w:pPr>
       <w:r>
-        <w:t>Питание системы оповещения осуществляется через резервированный источник питания РИП-12-3/17М, поскольку суммарная токовая нагрузка оповещения на 1 этаже (около 1,43 А) превышает возможности встроенного выхода ОПВ прибора «Гранит-12» (1,0 А).</w:t>
+        <w:t>Паспортный ток оповещателей в режиме «Пожар»:</w:t>
+      </w:r>
+    </w:p>
+    <w:p>
+      <w:pPr>
+        <w:pStyle w:val="ListBullet"/>
+        <w:ind w:firstLine="0" w:left="567"/>
+      </w:pPr>
+      <w:r>
+        <w:t>Соната-М (12 В, 96 дБ) — 0,17 А/шт.</w:t>
+      </w:r>
+    </w:p>
+    <w:p>
+      <w:pPr>
+        <w:pStyle w:val="ListBullet"/>
+        <w:ind w:firstLine="0" w:left="567"/>
+      </w:pPr>
+      <w:r>
+        <w:t>Призма 201 (12 В) — 0,02 А/шт.</w:t>
+      </w:r>
+    </w:p>
+    <w:p>
+      <w:pPr>
+        <w:pStyle w:val="ListBullet"/>
+        <w:ind w:firstLine="0" w:left="567"/>
+      </w:pPr>
+      <w:r>
+        <w:t>Т 12-ОП «Выход» (12 В) — 0,07 А/шт.</w:t>
+      </w:r>
+    </w:p>
+    <w:tbl>
+      <w:tblPr>
+        <w:tblStyle w:val="LightGrid-Accent1"/>
+        <w:tblW w:type="auto" w:w="0"/>
+        <w:jc w:val="center"/>
+        <w:tblLook w:firstColumn="1" w:firstRow="1" w:lastColumn="0" w:lastRow="0" w:noHBand="0" w:noVBand="1" w:val="04A0"/>
+      </w:tblPr>
+      <w:tblGrid>
+        <w:gridCol w:w="1938"/>
+        <w:gridCol w:w="1938"/>
+        <w:gridCol w:w="1938"/>
+        <w:gridCol w:w="1938"/>
+        <w:gridCol w:w="1938"/>
+      </w:tblGrid>
+      <w:tr>
+        <w:tc>
+          <w:tcPr>
+            <w:tcW w:type="dxa" w:w="1417"/>
+          </w:tcPr>
+          <w:p>
+            <w:pPr>
+              <w:ind w:firstLine="0"/>
+              <w:jc w:val="center"/>
+            </w:pPr>
+            <w:r/>
+            <w:r>
+              <w:rPr>
+                <w:b/>
+                <w:sz w:val="22"/>
+              </w:rPr>
+              <w:t>Этаж</w:t>
+            </w:r>
+          </w:p>
+        </w:tc>
+        <w:tc>
+          <w:tcPr>
+            <w:tcW w:type="dxa" w:w="1984"/>
+          </w:tcPr>
+          <w:p>
+            <w:pPr>
+              <w:ind w:firstLine="0"/>
+              <w:jc w:val="center"/>
+            </w:pPr>
+            <w:r/>
+            <w:r>
+              <w:rPr>
+                <w:b/>
+                <w:sz w:val="22"/>
+              </w:rPr>
+              <w:t>Соната-М, А</w:t>
+            </w:r>
+          </w:p>
+        </w:tc>
+        <w:tc>
+          <w:tcPr>
+            <w:tcW w:type="dxa" w:w="1984"/>
+          </w:tcPr>
+          <w:p>
+            <w:pPr>
+              <w:ind w:firstLine="0"/>
+              <w:jc w:val="center"/>
+            </w:pPr>
+            <w:r/>
+            <w:r>
+              <w:rPr>
+                <w:b/>
+                <w:sz w:val="22"/>
+              </w:rPr>
+              <w:t>Призма 201, А</w:t>
+            </w:r>
+          </w:p>
+        </w:tc>
+        <w:tc>
+          <w:tcPr>
+            <w:tcW w:type="dxa" w:w="1984"/>
+          </w:tcPr>
+          <w:p>
+            <w:pPr>
+              <w:ind w:firstLine="0"/>
+              <w:jc w:val="center"/>
+            </w:pPr>
+            <w:r/>
+            <w:r>
+              <w:rPr>
+                <w:b/>
+                <w:sz w:val="22"/>
+              </w:rPr>
+              <w:t>Табло «Выход», А</w:t>
+            </w:r>
+          </w:p>
+        </w:tc>
+        <w:tc>
+          <w:tcPr>
+            <w:tcW w:type="dxa" w:w="1134"/>
+          </w:tcPr>
+          <w:p>
+            <w:pPr>
+              <w:ind w:firstLine="0"/>
+              <w:jc w:val="center"/>
+            </w:pPr>
+            <w:r/>
+            <w:r>
+              <w:rPr>
+                <w:b/>
+                <w:sz w:val="22"/>
+              </w:rPr>
+              <w:t>Итого, А</w:t>
+            </w:r>
+          </w:p>
+        </w:tc>
+      </w:tr>
+      <w:tr>
+        <w:tc>
+          <w:tcPr>
+            <w:tcW w:type="dxa" w:w="1417"/>
+          </w:tcPr>
+          <w:p>
+            <w:pPr>
+              <w:ind w:firstLine="0"/>
+              <w:jc w:val="center"/>
+            </w:pPr>
+            <w:r/>
+            <w:r>
+              <w:rPr>
+                <w:sz w:val="22"/>
+              </w:rPr>
+              <w:t>1 этаж</w:t>
+            </w:r>
+          </w:p>
+        </w:tc>
+        <w:tc>
+          <w:tcPr>
+            <w:tcW w:type="dxa" w:w="1984"/>
+          </w:tcPr>
+          <w:p>
+            <w:pPr>
+              <w:ind w:firstLine="0"/>
+              <w:jc w:val="left"/>
+            </w:pPr>
+            <w:r/>
+            <w:r>
+              <w:rPr>
+                <w:sz w:val="22"/>
+              </w:rPr>
+              <w:t>5×0,17 = 0,85</w:t>
+            </w:r>
+          </w:p>
+        </w:tc>
+        <w:tc>
+          <w:tcPr>
+            <w:tcW w:type="dxa" w:w="1984"/>
+          </w:tcPr>
+          <w:p>
+            <w:pPr>
+              <w:ind w:firstLine="0"/>
+              <w:jc w:val="left"/>
+            </w:pPr>
+            <w:r/>
+            <w:r>
+              <w:rPr>
+                <w:sz w:val="22"/>
+              </w:rPr>
+              <w:t>3×0,02 = 0,06</w:t>
+            </w:r>
+          </w:p>
+        </w:tc>
+        <w:tc>
+          <w:tcPr>
+            <w:tcW w:type="dxa" w:w="1984"/>
+          </w:tcPr>
+          <w:p>
+            <w:pPr>
+              <w:ind w:firstLine="0"/>
+              <w:jc w:val="left"/>
+            </w:pPr>
+            <w:r/>
+            <w:r>
+              <w:rPr>
+                <w:sz w:val="22"/>
+              </w:rPr>
+              <w:t>3×0,07 = 0,21</w:t>
+            </w:r>
+          </w:p>
+        </w:tc>
+        <w:tc>
+          <w:tcPr>
+            <w:tcW w:type="dxa" w:w="1134"/>
+          </w:tcPr>
+          <w:p>
+            <w:pPr>
+              <w:ind w:firstLine="0"/>
+              <w:jc w:val="left"/>
+            </w:pPr>
+            <w:r/>
+            <w:r>
+              <w:rPr>
+                <w:sz w:val="22"/>
+              </w:rPr>
+              <w:t>1,12</w:t>
+            </w:r>
+          </w:p>
+        </w:tc>
+      </w:tr>
+      <w:tr>
+        <w:tc>
+          <w:tcPr>
+            <w:tcW w:type="dxa" w:w="1417"/>
+          </w:tcPr>
+          <w:p>
+            <w:pPr>
+              <w:ind w:firstLine="0"/>
+              <w:jc w:val="center"/>
+            </w:pPr>
+            <w:r/>
+            <w:r>
+              <w:rPr>
+                <w:sz w:val="22"/>
+              </w:rPr>
+              <w:t>2 этаж</w:t>
+            </w:r>
+          </w:p>
+        </w:tc>
+        <w:tc>
+          <w:tcPr>
+            <w:tcW w:type="dxa" w:w="1984"/>
+          </w:tcPr>
+          <w:p>
+            <w:pPr>
+              <w:ind w:firstLine="0"/>
+              <w:jc w:val="left"/>
+            </w:pPr>
+            <w:r/>
+            <w:r>
+              <w:rPr>
+                <w:sz w:val="22"/>
+              </w:rPr>
+              <w:t>3×0,17 = 0,51</w:t>
+            </w:r>
+          </w:p>
+        </w:tc>
+        <w:tc>
+          <w:tcPr>
+            <w:tcW w:type="dxa" w:w="1984"/>
+          </w:tcPr>
+          <w:p>
+            <w:pPr>
+              <w:ind w:firstLine="0"/>
+              <w:jc w:val="left"/>
+            </w:pPr>
+            <w:r/>
+            <w:r>
+              <w:rPr>
+                <w:sz w:val="22"/>
+              </w:rPr>
+              <w:t>2×0,02 = 0,04</w:t>
+            </w:r>
+          </w:p>
+        </w:tc>
+        <w:tc>
+          <w:tcPr>
+            <w:tcW w:type="dxa" w:w="1984"/>
+          </w:tcPr>
+          <w:p>
+            <w:pPr>
+              <w:ind w:firstLine="0"/>
+              <w:jc w:val="left"/>
+            </w:pPr>
+            <w:r/>
+            <w:r>
+              <w:rPr>
+                <w:sz w:val="22"/>
+              </w:rPr>
+              <w:t>1×0,07 = 0,07</w:t>
+            </w:r>
+          </w:p>
+        </w:tc>
+        <w:tc>
+          <w:tcPr>
+            <w:tcW w:type="dxa" w:w="1134"/>
+          </w:tcPr>
+          <w:p>
+            <w:pPr>
+              <w:ind w:firstLine="0"/>
+              <w:jc w:val="left"/>
+            </w:pPr>
+            <w:r/>
+            <w:r>
+              <w:rPr>
+                <w:sz w:val="22"/>
+              </w:rPr>
+              <w:t>0,62</w:t>
+            </w:r>
+          </w:p>
+        </w:tc>
+      </w:tr>
+      <w:tr>
+        <w:tc>
+          <w:tcPr>
+            <w:tcW w:type="dxa" w:w="1417"/>
+          </w:tcPr>
+          <w:p>
+            <w:pPr>
+              <w:ind w:firstLine="0"/>
+              <w:jc w:val="center"/>
+            </w:pPr>
+            <w:r/>
+            <w:r>
+              <w:rPr>
+                <w:sz w:val="22"/>
+              </w:rPr>
+              <w:t>ВСЕГО</w:t>
+            </w:r>
+          </w:p>
+        </w:tc>
+        <w:tc>
+          <w:tcPr>
+            <w:tcW w:type="dxa" w:w="1984"/>
+          </w:tcPr>
+          <w:p>
+            <w:pPr>
+              <w:ind w:firstLine="0"/>
+              <w:jc w:val="left"/>
+            </w:pPr>
+            <w:r/>
+            <w:r>
+              <w:rPr>
+                <w:sz w:val="22"/>
+              </w:rPr>
+              <w:t>8×0,17 = 1,36</w:t>
+            </w:r>
+          </w:p>
+        </w:tc>
+        <w:tc>
+          <w:tcPr>
+            <w:tcW w:type="dxa" w:w="1984"/>
+          </w:tcPr>
+          <w:p>
+            <w:pPr>
+              <w:ind w:firstLine="0"/>
+              <w:jc w:val="left"/>
+            </w:pPr>
+            <w:r/>
+            <w:r>
+              <w:rPr>
+                <w:sz w:val="22"/>
+              </w:rPr>
+              <w:t>5×0,02 = 0,10</w:t>
+            </w:r>
+          </w:p>
+        </w:tc>
+        <w:tc>
+          <w:tcPr>
+            <w:tcW w:type="dxa" w:w="1984"/>
+          </w:tcPr>
+          <w:p>
+            <w:pPr>
+              <w:ind w:firstLine="0"/>
+              <w:jc w:val="left"/>
+            </w:pPr>
+            <w:r/>
+            <w:r>
+              <w:rPr>
+                <w:sz w:val="22"/>
+              </w:rPr>
+              <w:t>4×0,07 = 0,28</w:t>
+            </w:r>
+          </w:p>
+        </w:tc>
+        <w:tc>
+          <w:tcPr>
+            <w:tcW w:type="dxa" w:w="1134"/>
+          </w:tcPr>
+          <w:p>
+            <w:pPr>
+              <w:ind w:firstLine="0"/>
+              <w:jc w:val="left"/>
+            </w:pPr>
+            <w:r/>
+            <w:r>
+              <w:rPr>
+                <w:sz w:val="22"/>
+              </w:rPr>
+              <w:t>1,74</w:t>
+            </w:r>
+          </w:p>
+        </w:tc>
+      </w:tr>
+    </w:tbl>
+    <w:p>
+      <w:pPr>
+        <w:jc w:val="both"/>
+      </w:pPr>
+      <w:r>
+        <w:t>Расчётный суммарный ток оповещения I_опов = 1,74 А (с запасом 20 % — 2,1 А). Встроенный выход ОПВ ППКП «Гранит-12» рассчитан на ток до 1,0 А, что недостаточно. Питание системы оповещения выполняется через резервированный источник питания РИП-12-3/17М (3 А непрерывно), обеспечивающий требуемую нагрузку с резервом.</w:t>
+      </w:r>
+    </w:p>
+    <w:p>
+      <w:pPr>
+        <w:keepNext/>
+        <w:spacing w:before="360" w:after="120"/>
+        <w:ind w:firstLine="0"/>
+        <w:jc w:val="left"/>
+      </w:pPr>
+      <w:r>
+        <w:rPr>
+          <w:b/>
+          <w:sz w:val="28"/>
+        </w:rPr>
+        <w:t>6А. ВНЕШНИЕ СВЯЗИ И УПРАВЛЯЮЩИЕ СИГНАЛЫ</w:t>
+      </w:r>
+    </w:p>
+    <w:p>
+      <w:pPr>
+        <w:jc w:val="both"/>
+      </w:pPr>
+      <w:r>
+        <w:t>В соответствии с СП 484.1311500.2020 п. 6.9 при формировании сигнала «Пожар» ППКП формирует следующие управляющие сигналы на смежные системы:</w:t>
+      </w:r>
+    </w:p>
+    <w:tbl>
+      <w:tblPr>
+        <w:tblStyle w:val="LightGrid-Accent1"/>
+        <w:tblW w:type="auto" w:w="0"/>
+        <w:jc w:val="center"/>
+        <w:tblLook w:firstColumn="1" w:firstRow="1" w:lastColumn="0" w:lastRow="0" w:noHBand="0" w:noVBand="1" w:val="04A0"/>
+      </w:tblPr>
+      <w:tblGrid>
+        <w:gridCol w:w="2422"/>
+        <w:gridCol w:w="2422"/>
+        <w:gridCol w:w="2422"/>
+        <w:gridCol w:w="2422"/>
+      </w:tblGrid>
+      <w:tr>
+        <w:tc>
+          <w:tcPr>
+            <w:tcW w:type="dxa" w:w="1701"/>
+          </w:tcPr>
+          <w:p>
+            <w:pPr>
+              <w:ind w:firstLine="0"/>
+              <w:jc w:val="center"/>
+            </w:pPr>
+            <w:r/>
+            <w:r>
+              <w:rPr>
+                <w:b/>
+                <w:sz w:val="22"/>
+              </w:rPr>
+              <w:t>Сигнал</w:t>
+            </w:r>
+          </w:p>
+        </w:tc>
+        <w:tc>
+          <w:tcPr>
+            <w:tcW w:type="dxa" w:w="3402"/>
+          </w:tcPr>
+          <w:p>
+            <w:pPr>
+              <w:ind w:firstLine="0"/>
+              <w:jc w:val="center"/>
+            </w:pPr>
+            <w:r/>
+            <w:r>
+              <w:rPr>
+                <w:b/>
+                <w:sz w:val="22"/>
+              </w:rPr>
+              <w:t>Назначение</w:t>
+            </w:r>
+          </w:p>
+        </w:tc>
+        <w:tc>
+          <w:tcPr>
+            <w:tcW w:type="dxa" w:w="2268"/>
+          </w:tcPr>
+          <w:p>
+            <w:pPr>
+              <w:ind w:firstLine="0"/>
+              <w:jc w:val="center"/>
+            </w:pPr>
+            <w:r/>
+            <w:r>
+              <w:rPr>
+                <w:b/>
+                <w:sz w:val="22"/>
+              </w:rPr>
+              <w:t>Выход ППКП</w:t>
+            </w:r>
+          </w:p>
+        </w:tc>
+        <w:tc>
+          <w:tcPr>
+            <w:tcW w:type="dxa" w:w="2268"/>
+          </w:tcPr>
+          <w:p>
+            <w:pPr>
+              <w:ind w:firstLine="0"/>
+              <w:jc w:val="center"/>
+            </w:pPr>
+            <w:r/>
+            <w:r>
+              <w:rPr>
+                <w:b/>
+                <w:sz w:val="22"/>
+              </w:rPr>
+              <w:t>Тип контакта</w:t>
+            </w:r>
+          </w:p>
+        </w:tc>
+      </w:tr>
+      <w:tr>
+        <w:tc>
+          <w:tcPr>
+            <w:tcW w:type="dxa" w:w="1701"/>
+          </w:tcPr>
+          <w:p>
+            <w:pPr>
+              <w:ind w:firstLine="0"/>
+              <w:jc w:val="center"/>
+            </w:pPr>
+            <w:r/>
+            <w:r>
+              <w:rPr>
+                <w:sz w:val="22"/>
+              </w:rPr>
+              <w:t>«Пожар»</w:t>
+            </w:r>
+          </w:p>
+        </w:tc>
+        <w:tc>
+          <w:tcPr>
+            <w:tcW w:type="dxa" w:w="3402"/>
+          </w:tcPr>
+          <w:p>
+            <w:pPr>
+              <w:ind w:firstLine="0"/>
+              <w:jc w:val="left"/>
+            </w:pPr>
+            <w:r/>
+            <w:r>
+              <w:rPr>
+                <w:sz w:val="22"/>
+              </w:rPr>
+              <w:t>Запуск СОУЭ 2-го типа (Соната-М, Призма, табло)</w:t>
+            </w:r>
+          </w:p>
+        </w:tc>
+        <w:tc>
+          <w:tcPr>
+            <w:tcW w:type="dxa" w:w="2268"/>
+          </w:tcPr>
+          <w:p>
+            <w:pPr>
+              <w:ind w:firstLine="0"/>
+              <w:jc w:val="left"/>
+            </w:pPr>
+            <w:r/>
+            <w:r>
+              <w:rPr>
+                <w:sz w:val="22"/>
+              </w:rPr>
+              <w:t>ОПВ (через РИП-12)</w:t>
+            </w:r>
+          </w:p>
+        </w:tc>
+        <w:tc>
+          <w:tcPr>
+            <w:tcW w:type="dxa" w:w="2268"/>
+          </w:tcPr>
+          <w:p>
+            <w:pPr>
+              <w:ind w:firstLine="0"/>
+              <w:jc w:val="left"/>
+            </w:pPr>
+            <w:r/>
+            <w:r>
+              <w:rPr>
+                <w:sz w:val="22"/>
+              </w:rPr>
+              <w:t>коммутируемый +12 В</w:t>
+            </w:r>
+          </w:p>
+        </w:tc>
+      </w:tr>
+      <w:tr>
+        <w:tc>
+          <w:tcPr>
+            <w:tcW w:type="dxa" w:w="1701"/>
+          </w:tcPr>
+          <w:p>
+            <w:pPr>
+              <w:ind w:firstLine="0"/>
+              <w:jc w:val="center"/>
+            </w:pPr>
+            <w:r/>
+            <w:r>
+              <w:rPr>
+                <w:sz w:val="22"/>
+              </w:rPr>
+              <w:t>«Пожар»</w:t>
+            </w:r>
+          </w:p>
+        </w:tc>
+        <w:tc>
+          <w:tcPr>
+            <w:tcW w:type="dxa" w:w="3402"/>
+          </w:tcPr>
+          <w:p>
+            <w:pPr>
+              <w:ind w:firstLine="0"/>
+              <w:jc w:val="left"/>
+            </w:pPr>
+            <w:r/>
+            <w:r>
+              <w:rPr>
+                <w:sz w:val="22"/>
+              </w:rPr>
+              <w:t>Передача на пульт охраны (ПЦН)</w:t>
+            </w:r>
+          </w:p>
+        </w:tc>
+        <w:tc>
+          <w:tcPr>
+            <w:tcW w:type="dxa" w:w="2268"/>
+          </w:tcPr>
+          <w:p>
+            <w:pPr>
+              <w:ind w:firstLine="0"/>
+              <w:jc w:val="left"/>
+            </w:pPr>
+            <w:r/>
+            <w:r>
+              <w:rPr>
+                <w:sz w:val="22"/>
+              </w:rPr>
+              <w:t>Реле «Пожар»</w:t>
+            </w:r>
+          </w:p>
+        </w:tc>
+        <w:tc>
+          <w:tcPr>
+            <w:tcW w:type="dxa" w:w="2268"/>
+          </w:tcPr>
+          <w:p>
+            <w:pPr>
+              <w:ind w:firstLine="0"/>
+              <w:jc w:val="left"/>
+            </w:pPr>
+            <w:r/>
+            <w:r>
+              <w:rPr>
+                <w:sz w:val="22"/>
+              </w:rPr>
+              <w:t>сухой контакт, NO/NC</w:t>
+            </w:r>
+          </w:p>
+        </w:tc>
+      </w:tr>
+      <w:tr>
+        <w:tc>
+          <w:tcPr>
+            <w:tcW w:type="dxa" w:w="1701"/>
+          </w:tcPr>
+          <w:p>
+            <w:pPr>
+              <w:ind w:firstLine="0"/>
+              <w:jc w:val="center"/>
+            </w:pPr>
+            <w:r/>
+            <w:r>
+              <w:rPr>
+                <w:sz w:val="22"/>
+              </w:rPr>
+              <w:t>«Пожар»</w:t>
+            </w:r>
+          </w:p>
+        </w:tc>
+        <w:tc>
+          <w:tcPr>
+            <w:tcW w:type="dxa" w:w="3402"/>
+          </w:tcPr>
+          <w:p>
+            <w:pPr>
+              <w:ind w:firstLine="0"/>
+              <w:jc w:val="left"/>
+            </w:pPr>
+            <w:r/>
+            <w:r>
+              <w:rPr>
+                <w:sz w:val="22"/>
+              </w:rPr>
+              <w:t>Отключение общеобменной вентиляции</w:t>
+            </w:r>
+          </w:p>
+        </w:tc>
+        <w:tc>
+          <w:tcPr>
+            <w:tcW w:type="dxa" w:w="2268"/>
+          </w:tcPr>
+          <w:p>
+            <w:pPr>
+              <w:ind w:firstLine="0"/>
+              <w:jc w:val="left"/>
+            </w:pPr>
+            <w:r/>
+            <w:r>
+              <w:rPr>
+                <w:sz w:val="22"/>
+              </w:rPr>
+              <w:t>Реле «Управление»</w:t>
+            </w:r>
+          </w:p>
+        </w:tc>
+        <w:tc>
+          <w:tcPr>
+            <w:tcW w:type="dxa" w:w="2268"/>
+          </w:tcPr>
+          <w:p>
+            <w:pPr>
+              <w:ind w:firstLine="0"/>
+              <w:jc w:val="left"/>
+            </w:pPr>
+            <w:r/>
+            <w:r>
+              <w:rPr>
+                <w:sz w:val="22"/>
+              </w:rPr>
+              <w:t>сухой контакт NO</w:t>
+            </w:r>
+          </w:p>
+        </w:tc>
+      </w:tr>
+      <w:tr>
+        <w:tc>
+          <w:tcPr>
+            <w:tcW w:type="dxa" w:w="1701"/>
+          </w:tcPr>
+          <w:p>
+            <w:pPr>
+              <w:ind w:firstLine="0"/>
+              <w:jc w:val="center"/>
+            </w:pPr>
+            <w:r/>
+            <w:r>
+              <w:rPr>
+                <w:sz w:val="22"/>
+              </w:rPr>
+              <w:t>«Неисправность»</w:t>
+            </w:r>
+          </w:p>
+        </w:tc>
+        <w:tc>
+          <w:tcPr>
+            <w:tcW w:type="dxa" w:w="3402"/>
+          </w:tcPr>
+          <w:p>
+            <w:pPr>
+              <w:ind w:firstLine="0"/>
+              <w:jc w:val="left"/>
+            </w:pPr>
+            <w:r/>
+            <w:r>
+              <w:rPr>
+                <w:sz w:val="22"/>
+              </w:rPr>
+              <w:t>Передача на пульт охраны (информ.)</w:t>
+            </w:r>
+          </w:p>
+        </w:tc>
+        <w:tc>
+          <w:tcPr>
+            <w:tcW w:type="dxa" w:w="2268"/>
+          </w:tcPr>
+          <w:p>
+            <w:pPr>
+              <w:ind w:firstLine="0"/>
+              <w:jc w:val="left"/>
+            </w:pPr>
+            <w:r/>
+            <w:r>
+              <w:rPr>
+                <w:sz w:val="22"/>
+              </w:rPr>
+              <w:t>Реле «Неисправность»</w:t>
+            </w:r>
+          </w:p>
+        </w:tc>
+        <w:tc>
+          <w:tcPr>
+            <w:tcW w:type="dxa" w:w="2268"/>
+          </w:tcPr>
+          <w:p>
+            <w:pPr>
+              <w:ind w:firstLine="0"/>
+              <w:jc w:val="left"/>
+            </w:pPr>
+            <w:r/>
+            <w:r>
+              <w:rPr>
+                <w:sz w:val="22"/>
+              </w:rPr>
+              <w:t>сухой контакт NC</w:t>
+            </w:r>
+          </w:p>
+        </w:tc>
+      </w:tr>
+    </w:tbl>
+    <w:p>
+      <w:pPr>
+        <w:jc w:val="both"/>
+      </w:pPr>
+      <w:r>
+        <w:t>Лифты в здании отсутствуют. Системы дымоудаления и подпора воздуха проектом не предусмотрены (объект — 2-этажное здание II СО). Принципиальная схема внешних связей разрабатывается на последующей стадии и приводится отдельным листом основного комплекта.</w:t>
       </w:r>
     </w:p>
     <w:p>
@@ -2642,7 +4201,23 @@
         <w:jc w:val="both"/>
       </w:pPr>
       <w:r>
-        <w:t>Электропитание ППКП «Гранит-12» и РИП-12 осуществляется от сети переменного тока 220 В, 50 Гц. Прибор относится к I категории надёжности электроснабжения (СП 6.13130 п. 4.1).</w:t>
+        <w:t>Электроприёмники АПС относятся к особой группе I категории надёжности электроснабжения (ПУЭ п. 1.2.18, СП 6.13130.2021 п. 4.1). Электропитание осуществляется от сети переменного тока 220 В, 50 Гц, от двух независимых вводов через щиток с устройством автоматического ввода резерва (АВР). При невозможности обеспечения двух вводов допускается одиночный ввод с резервированием от АКБ длительностью не менее 24 ч в дежурном режиме и 1 ч в режиме «Пожар».</w:t>
+      </w:r>
+    </w:p>
+    <w:p>
+      <w:pPr>
+        <w:jc w:val="both"/>
+      </w:pPr>
+      <w:r>
+        <w:t>Питание ППКП и РИП-12 выполняется по раздельным линиям от отдельных автоматических выключателей (по 6 А каждый) для обеспечения независимости и взаиморезервирования.</w:t>
+      </w:r>
+    </w:p>
+    <w:p>
+      <w:pPr>
+        <w:jc w:val="both"/>
+      </w:pPr>
+      <w:r>
+        <w:t>На вводе 220 В установлено устройство защиты от импульсных перенапряжений (УЗИП класс II) для защиты ППКП и РИП от грозовых и коммутационных перенапряжений.</w:t>
       </w:r>
     </w:p>
     <w:p>
@@ -2676,7 +4251,7 @@
         <w:jc w:val="both"/>
       </w:pPr>
       <w:r>
-        <w:t>Расчётное время работы в дежурном режиме от АКБ составляет не менее 24 ч (СП 484 п. 7.2.1), в режиме «Пожар» — не менее 1 ч.</w:t>
+        <w:t>Расчётное время работы в дежурном режиме от АКБ составляет не менее 24 ч, в режиме «Пожар» — не менее 1 ч (СП 6.13130.2021 п. 6.4.7.1, СП 484.1311500.2020 п. 7.4.6).</w:t>
       </w:r>
     </w:p>
     <w:p>
@@ -2691,7 +4266,7 @@
           <w:b/>
           <w:sz w:val="26"/>
         </w:rPr>
-        <w:t>7.1. Расчёт АКБ</w:t>
+        <w:t>7.1. Расчёт АКБ ППКП «Гранит-12»</w:t>
       </w:r>
     </w:p>
     <w:p>
@@ -2699,7 +4274,7 @@
         <w:jc w:val="both"/>
       </w:pPr>
       <w:r>
-        <w:t>Ток потребления ППКП в дежурном режиме — 100 мА; при срабатывании пожарных извещателей — 120 мА. Ток потребления одного дымового извещателя — 45 мкА, теплового — 35 мкА, ручного — 50 мкА.</w:t>
+        <w:t>Расчёт ёмкости АКБ выполнен по формуле:</w:t>
       </w:r>
     </w:p>
     <w:p>
@@ -2707,7 +4282,7 @@
         <w:jc w:val="both"/>
       </w:pPr>
       <w:r>
-        <w:t>Суммарный ток дежурного режима (только сигнализация): 100 мА + 48×0,045 мА + 4×0,035 мА + 6×0,050 мА ≈ 102,6 мА.</w:t>
+        <w:t xml:space="preserve">    Q = (I_деж × T_деж + I_пож × T_пож) × K_зап,</w:t>
       </w:r>
     </w:p>
     <w:p>
@@ -2715,7 +4290,78 @@
         <w:jc w:val="both"/>
       </w:pPr>
       <w:r>
-        <w:t>Требуемая ёмкость АКБ для 24 ч дежурки: 102,6 × 24 ≈ 2,5 А·ч. Встроенная АКБ 7 А·ч обеспечивает требование с трёхкратным запасом.</w:t>
+        <w:t>где T_деж = 24 ч, T_пож = 1 ч, K_зап = 1,25 (коэффициент старения АКБ).</w:t>
+      </w:r>
+    </w:p>
+    <w:p>
+      <w:pPr>
+        <w:jc w:val="both"/>
+      </w:pPr>
+      <w:r>
+        <w:t>Ток потребления ППКП в дежурном режиме — 100 мА; в режиме «Пожар» — 120 мА. Ток потребления одного дымового извещателя — 45 мкА, теплового — 35 мкА, ручного — 50 мкА.</w:t>
+      </w:r>
+    </w:p>
+    <w:p>
+      <w:pPr>
+        <w:jc w:val="both"/>
+      </w:pPr>
+      <w:r>
+        <w:t>I_деж = 100 + 48×0,045 + 4×0,035 + 6×0,050 ≈ 102,6 мА.</w:t>
+      </w:r>
+    </w:p>
+    <w:p>
+      <w:pPr>
+        <w:jc w:val="both"/>
+      </w:pPr>
+      <w:r>
+        <w:t>I_пож = 120 + 102,6 − 100 ≈ 122,6 мА (с учётом тока сработавших ИП и выходов индикации).</w:t>
+      </w:r>
+    </w:p>
+    <w:p>
+      <w:pPr>
+        <w:jc w:val="both"/>
+      </w:pPr>
+      <w:r>
+        <w:t>Q = (0,1026 × 24 + 0,1226 × 1) × 1,25 ≈ 3,23 А·ч. Встроенная АКБ 7 А·ч обеспечивает требование с двойным запасом.</w:t>
+      </w:r>
+    </w:p>
+    <w:p>
+      <w:pPr>
+        <w:keepNext/>
+        <w:spacing w:before="240" w:after="80"/>
+        <w:ind w:firstLine="0"/>
+        <w:jc w:val="left"/>
+      </w:pPr>
+      <w:r>
+        <w:rPr>
+          <w:b/>
+          <w:sz w:val="26"/>
+        </w:rPr>
+        <w:t>7.2. Расчёт АКБ РИП-12-3/17М</w:t>
+      </w:r>
+    </w:p>
+    <w:p>
+      <w:pPr>
+        <w:jc w:val="both"/>
+      </w:pPr>
+      <w:r>
+        <w:t>Ток собственного потребления РИП-12 — 50 мА. Ток оповещения в режиме «Пожар» рассчитан в разд. 6 настоящей записки и составляет I_опов ≈ 2,1 А.</w:t>
+      </w:r>
+    </w:p>
+    <w:p>
+      <w:pPr>
+        <w:jc w:val="both"/>
+      </w:pPr>
+      <w:r>
+        <w:t>I_деж(РИП) = 0,050 А; I_пож(РИП) = 0,050 + 2,1 = 2,15 А.</w:t>
+      </w:r>
+    </w:p>
+    <w:p>
+      <w:pPr>
+        <w:jc w:val="both"/>
+      </w:pPr>
+      <w:r>
+        <w:t>Q = (0,050 × 24 + 2,15 × 1) × 1,25 ≈ 4,19 А·ч. АКБ 17 А·ч обеспечивает требование с четырёхкратным запасом.</w:t>
       </w:r>
     </w:p>
     <w:p>
@@ -2994,6 +4640,14 @@
         <w:jc w:val="both"/>
       </w:pPr>
       <w:r>
+        <w:t>Проход межэтажного кабельного стояка через перекрытие выполняется с уплотнением огнестойким составом (например, ПМБК-ОМ-Б1 или ОГНЕТЕРМ) с пределом огнестойкости не менее EI 60 (СП 4.13130.2013, СП 484.1311500.2020 п. 6.7.4).</w:t>
+      </w:r>
+    </w:p>
+    <w:p>
+      <w:pPr>
+        <w:jc w:val="both"/>
+      </w:pPr>
+      <w:r>
         <w:t>Подробный кабельный журнал приведён в файле «specification.xlsx», лист «Кабельный журнал».</w:t>
       </w:r>
     </w:p>
@@ -3064,7 +4718,7 @@
         <w:jc w:val="both"/>
       </w:pPr>
       <w:r>
-        <w:t>Заземление металлических корпусов оборудования (ППКП, РИП) выполняется в соответствии с ПУЭ гл. 1.7 — присоединением к нулевому защитному проводнику PE сети 220 В через зажим заземления прибора.</w:t>
+        <w:t>ППКП «Гранит-12» и РИП-12-3/17М по способу защиты от поражения электрическим током выполнены по классу II по ГОСТ 12.2.007.0 (пластиковый корпус с двойной изоляцией). Заземление корпусов приборов не требуется и не выполняется. Защитный проводник PE сети 220 В доводится до клемм питающего щитка.</w:t>
       </w:r>
     </w:p>
     <w:p>
@@ -3072,7 +4726,7 @@
         <w:jc w:val="both"/>
       </w:pPr>
       <w:r>
-        <w:t>Металлорукав МР-15 заземлению не подлежит (некруговая защитная оболочка).</w:t>
+        <w:t>Металлорукав МР-15 имеет наружную ПВХ-оболочку и заземлению не подлежит.</w:t>
       </w:r>
     </w:p>
     <w:p>
@@ -3081,6 +4735,14 @@
       </w:pPr>
       <w:r>
         <w:t>Извещатели по способу защиты от поражения электрическим током соответствуют классу III по ГОСТ 12.2.007.0 (низковольтное питание до 30 В).</w:t>
+      </w:r>
+    </w:p>
+    <w:p>
+      <w:pPr>
+        <w:jc w:val="both"/>
+      </w:pPr>
+      <w:r>
+        <w:t>Помещение охраны (№2 на 1 этаже), где размещены ППКП и РИП, оборудуется системой уравнивания потенциалов в соответствии с ПУЭ гл. 1.7 (присоединение металлических нетоковедущих частей оборудования к главной заземляющей шине здания).</w:t>
       </w:r>
     </w:p>
     <w:p>
@@ -3248,7 +4910,7 @@
         <w:ind w:firstLine="0" w:left="567"/>
       </w:pPr>
       <w:r>
-        <w:t>ИП 212-141 — 10 лет (наработка до отказа 60 000 ч)</w:t>
+        <w:t>ИП 212-141 — 10 лет (наработка до отказа 80 000 ч по паспорту ПАСН.425232.021)</w:t>
       </w:r>
     </w:p>
     <w:p>
